--- a/CNPMNC_Report Template.docx
+++ b/CNPMNC_Report Template.docx
@@ -1,6 +1,6 @@
 
 <file path=word/document.xml><?xml version="1.0" encoding="utf-8"?>
-<w:document xmlns:wpc="http://schemas.microsoft.com/office/word/2010/wordprocessingCanvas" xmlns:cx="http://schemas.microsoft.com/office/drawing/2014/chartex" xmlns:cx1="http://schemas.microsoft.com/office/drawing/2015/9/8/chartex" xmlns:cx2="http://schemas.microsoft.com/office/drawing/2015/10/21/chartex" xmlns:cx3="http://schemas.microsoft.com/office/drawing/2016/5/9/chartex" xmlns:cx4="http://schemas.microsoft.com/office/drawing/2016/5/10/chartex" xmlns:cx5="http://schemas.microsoft.com/office/drawing/2016/5/11/chartex" xmlns:cx6="http://schemas.microsoft.com/office/drawing/2016/5/12/chartex" xmlns:cx7="http://schemas.microsoft.com/office/drawing/2016/5/13/chartex" xmlns:cx8="http://schemas.microsoft.com/office/drawing/2016/5/14/chartex" xmlns:mc="http://schemas.openxmlformats.org/markup-compatibility/2006" xmlns:aink="http://schemas.microsoft.com/office/drawing/2016/ink" xmlns:am3d="http://schemas.microsoft.com/office/drawing/2017/model3d" xmlns:o="urn:schemas-microsoft-com:office:office" xmlns:r="http://schemas.openxmlformats.org/officeDocument/2006/relationships" xmlns:m="http://schemas.openxmlformats.org/officeDocument/2006/math" xmlns:v="urn:schemas-microsoft-com:vml" xmlns:wp14="http://schemas.microsoft.com/office/word/2010/wordprocessingDrawing" xmlns:wp="http://schemas.openxmlformats.org/drawingml/2006/wordprocessingDrawing" xmlns:w10="urn:schemas-microsoft-com:office:word" xmlns:w="http://schemas.openxmlformats.org/wordprocessingml/2006/main" xmlns:w14="http://schemas.microsoft.com/office/word/2010/wordml" xmlns:w15="http://schemas.microsoft.com/office/word/2012/wordml" xmlns:w16cex="http://schemas.microsoft.com/office/word/2018/wordml/cex" xmlns:w16cid="http://schemas.microsoft.com/office/word/2016/wordml/cid" xmlns:w16="http://schemas.microsoft.com/office/word/2018/wordml" xmlns:w16se="http://schemas.microsoft.com/office/word/2015/wordml/symex" xmlns:wpg="http://schemas.microsoft.com/office/word/2010/wordprocessingGroup" xmlns:wpi="http://schemas.microsoft.com/office/word/2010/wordprocessingInk" xmlns:wne="http://schemas.microsoft.com/office/word/2006/wordml" xmlns:wps="http://schemas.microsoft.com/office/word/2010/wordprocessingShape" mc:Ignorable="w14 w15 w16se w16cid w16 w16cex wp14">
+<w:document xmlns:wpc="http://schemas.microsoft.com/office/word/2010/wordprocessingCanvas" xmlns:cx="http://schemas.microsoft.com/office/drawing/2014/chartex" xmlns:cx1="http://schemas.microsoft.com/office/drawing/2015/9/8/chartex" xmlns:cx2="http://schemas.microsoft.com/office/drawing/2015/10/21/chartex" xmlns:cx3="http://schemas.microsoft.com/office/drawing/2016/5/9/chartex" xmlns:cx4="http://schemas.microsoft.com/office/drawing/2016/5/10/chartex" xmlns:cx5="http://schemas.microsoft.com/office/drawing/2016/5/11/chartex" xmlns:cx6="http://schemas.microsoft.com/office/drawing/2016/5/12/chartex" xmlns:cx7="http://schemas.microsoft.com/office/drawing/2016/5/13/chartex" xmlns:cx8="http://schemas.microsoft.com/office/drawing/2016/5/14/chartex" xmlns:mc="http://schemas.openxmlformats.org/markup-compatibility/2006" xmlns:aink="http://schemas.microsoft.com/office/drawing/2016/ink" xmlns:am3d="http://schemas.microsoft.com/office/drawing/2017/model3d" xmlns:o="urn:schemas-microsoft-com:office:office" xmlns:oel="http://schemas.microsoft.com/office/2019/extlst" xmlns:r="http://schemas.openxmlformats.org/officeDocument/2006/relationships" xmlns:m="http://schemas.openxmlformats.org/officeDocument/2006/math" xmlns:v="urn:schemas-microsoft-com:vml" xmlns:wp14="http://schemas.microsoft.com/office/word/2010/wordprocessingDrawing" xmlns:wp="http://schemas.openxmlformats.org/drawingml/2006/wordprocessingDrawing" xmlns:w10="urn:schemas-microsoft-com:office:word" xmlns:w="http://schemas.openxmlformats.org/wordprocessingml/2006/main" xmlns:w14="http://schemas.microsoft.com/office/word/2010/wordml" xmlns:w15="http://schemas.microsoft.com/office/word/2012/wordml" xmlns:w16cex="http://schemas.microsoft.com/office/word/2018/wordml/cex" xmlns:w16cid="http://schemas.microsoft.com/office/word/2016/wordml/cid" xmlns:w16="http://schemas.microsoft.com/office/word/2018/wordml" xmlns:w16du="http://schemas.microsoft.com/office/word/2023/wordml/word16du" xmlns:w16sdtdh="http://schemas.microsoft.com/office/word/2020/wordml/sdtdatahash" xmlns:w16sdtfl="http://schemas.microsoft.com/office/word/2024/wordml/sdtformatlock" xmlns:w16se="http://schemas.microsoft.com/office/word/2015/wordml/symex" xmlns:wpg="http://schemas.microsoft.com/office/word/2010/wordprocessingGroup" xmlns:wpi="http://schemas.microsoft.com/office/word/2010/wordprocessingInk" xmlns:wne="http://schemas.microsoft.com/office/word/2006/wordml" xmlns:wps="http://schemas.microsoft.com/office/word/2010/wordprocessingShape" mc:Ignorable="w14 w15 w16se w16cid w16 w16cex w16sdtdh w16sdtfl w16du wp14">
   <w:body>
     <w:p/>
     <w:p>
@@ -30,23 +30,112 @@
         <w:t xml:space="preserve">Môn: </w:t>
       </w:r>
       <w:r>
-        <w:t>Công nghệ phần mềm nâng cao</w:t>
+        <w:t xml:space="preserve">Công </w:t>
+      </w:r>
+      <w:proofErr w:type="spellStart"/>
+      <w:r>
+        <w:t>nghệ</w:t>
+      </w:r>
+      <w:proofErr w:type="spellEnd"/>
+      <w:r>
+        <w:t xml:space="preserve"> </w:t>
+      </w:r>
+      <w:proofErr w:type="spellStart"/>
+      <w:r>
+        <w:t>phần</w:t>
+      </w:r>
+      <w:proofErr w:type="spellEnd"/>
+      <w:r>
+        <w:t xml:space="preserve"> </w:t>
+      </w:r>
+      <w:proofErr w:type="spellStart"/>
+      <w:r>
+        <w:t>mềm</w:t>
+      </w:r>
+      <w:proofErr w:type="spellEnd"/>
+      <w:r>
+        <w:t xml:space="preserve"> </w:t>
+      </w:r>
+      <w:proofErr w:type="spellStart"/>
+      <w:r>
+        <w:t>nâng</w:t>
+      </w:r>
+      <w:proofErr w:type="spellEnd"/>
+      <w:r>
+        <w:t xml:space="preserve"> </w:t>
+      </w:r>
+      <w:proofErr w:type="spellStart"/>
+      <w:r>
+        <w:t>cao</w:t>
+      </w:r>
+      <w:proofErr w:type="spellEnd"/>
+    </w:p>
+    <w:p>
+      <w:pPr>
+        <w:pStyle w:val="Subtitle"/>
+        <w:rPr>
+          <w:lang w:val="vi-VN"/>
+        </w:rPr>
+      </w:pPr>
+      <w:proofErr w:type="spellStart"/>
+      <w:r>
+        <w:t>Đề</w:t>
+      </w:r>
+      <w:proofErr w:type="spellEnd"/>
+      <w:r>
+        <w:t xml:space="preserve"> </w:t>
+      </w:r>
+      <w:proofErr w:type="spellStart"/>
+      <w:r>
+        <w:t>tài</w:t>
+      </w:r>
+      <w:proofErr w:type="spellEnd"/>
+      <w:r>
+        <w:t xml:space="preserve">: </w:t>
+      </w:r>
+      <w:proofErr w:type="spellStart"/>
+      <w:r>
+        <w:t>Hệ</w:t>
+      </w:r>
+      <w:proofErr w:type="spellEnd"/>
+      <w:r>
+        <w:rPr>
+          <w:lang w:val="vi-VN"/>
+        </w:rPr>
+        <w:t xml:space="preserve"> Thống Bán Điện Thoại</w:t>
       </w:r>
     </w:p>
     <w:p>
       <w:pPr>
         <w:pStyle w:val="Subtitle"/>
-      </w:pPr>
+        <w:rPr>
+          <w:lang w:val="vi-VN"/>
+        </w:rPr>
+      </w:pPr>
+      <w:proofErr w:type="spellStart"/>
       <w:r>
-        <w:t>Đề tài: [tên đề tài]</w:t>
+        <w:t>Giáo</w:t>
       </w:r>
-    </w:p>
-    <w:p>
-      <w:pPr>
-        <w:pStyle w:val="Subtitle"/>
-      </w:pPr>
+      <w:proofErr w:type="spellEnd"/>
       <w:r>
-        <w:t>Giáo viên:</w:t>
+        <w:t xml:space="preserve"> </w:t>
+      </w:r>
+      <w:proofErr w:type="spellStart"/>
+      <w:r>
+        <w:t>viên</w:t>
+      </w:r>
+      <w:proofErr w:type="spellEnd"/>
+      <w:r>
+        <w:t>:</w:t>
+      </w:r>
+      <w:r>
+        <w:t xml:space="preserve"> </w:t>
+      </w:r>
+      <w:r>
+        <w:rPr>
+          <w:lang w:val="vi-VN"/>
+        </w:rPr>
+        <w:t>Đặng Thị Kim Giao</w:t>
       </w:r>
     </w:p>
     <w:p/>
@@ -81,11 +170,47 @@
                 <w:rFonts w:ascii="Times New Roman" w:hAnsi="Times New Roman" w:cs="Times New Roman"/>
               </w:rPr>
             </w:pPr>
-            <w:r>
-              <w:rPr>
-                <w:rFonts w:ascii="Times New Roman" w:hAnsi="Times New Roman" w:cs="Times New Roman"/>
-              </w:rPr>
-              <w:t xml:space="preserve">Mã số nhóm: </w:t>
+            <w:proofErr w:type="spellStart"/>
+            <w:r>
+              <w:rPr>
+                <w:rFonts w:ascii="Times New Roman" w:hAnsi="Times New Roman" w:cs="Times New Roman"/>
+              </w:rPr>
+              <w:t>Mã</w:t>
+            </w:r>
+            <w:proofErr w:type="spellEnd"/>
+            <w:r>
+              <w:rPr>
+                <w:rFonts w:ascii="Times New Roman" w:hAnsi="Times New Roman" w:cs="Times New Roman"/>
+              </w:rPr>
+              <w:t xml:space="preserve"> </w:t>
+            </w:r>
+            <w:proofErr w:type="spellStart"/>
+            <w:r>
+              <w:rPr>
+                <w:rFonts w:ascii="Times New Roman" w:hAnsi="Times New Roman" w:cs="Times New Roman"/>
+              </w:rPr>
+              <w:t>số</w:t>
+            </w:r>
+            <w:proofErr w:type="spellEnd"/>
+            <w:r>
+              <w:rPr>
+                <w:rFonts w:ascii="Times New Roman" w:hAnsi="Times New Roman" w:cs="Times New Roman"/>
+              </w:rPr>
+              <w:t xml:space="preserve"> </w:t>
+            </w:r>
+            <w:proofErr w:type="spellStart"/>
+            <w:r>
+              <w:rPr>
+                <w:rFonts w:ascii="Times New Roman" w:hAnsi="Times New Roman" w:cs="Times New Roman"/>
+              </w:rPr>
+              <w:t>nhóm</w:t>
+            </w:r>
+            <w:proofErr w:type="spellEnd"/>
+            <w:r>
+              <w:rPr>
+                <w:rFonts w:ascii="Times New Roman" w:hAnsi="Times New Roman" w:cs="Times New Roman"/>
+              </w:rPr>
+              <w:t xml:space="preserve">: </w:t>
             </w:r>
           </w:p>
         </w:tc>
@@ -109,12 +234,42 @@
                 <w:rFonts w:ascii="Times New Roman" w:hAnsi="Times New Roman" w:cs="Times New Roman"/>
               </w:rPr>
             </w:pPr>
-            <w:r>
-              <w:rPr>
-                <w:rFonts w:ascii="Times New Roman" w:hAnsi="Times New Roman" w:cs="Times New Roman"/>
-              </w:rPr>
-              <w:t>Tên thành viên</w:t>
-            </w:r>
+            <w:proofErr w:type="spellStart"/>
+            <w:r>
+              <w:rPr>
+                <w:rFonts w:ascii="Times New Roman" w:hAnsi="Times New Roman" w:cs="Times New Roman"/>
+              </w:rPr>
+              <w:t>Tên</w:t>
+            </w:r>
+            <w:proofErr w:type="spellEnd"/>
+            <w:r>
+              <w:rPr>
+                <w:rFonts w:ascii="Times New Roman" w:hAnsi="Times New Roman" w:cs="Times New Roman"/>
+              </w:rPr>
+              <w:t xml:space="preserve"> </w:t>
+            </w:r>
+            <w:proofErr w:type="spellStart"/>
+            <w:r>
+              <w:rPr>
+                <w:rFonts w:ascii="Times New Roman" w:hAnsi="Times New Roman" w:cs="Times New Roman"/>
+              </w:rPr>
+              <w:t>thành</w:t>
+            </w:r>
+            <w:proofErr w:type="spellEnd"/>
+            <w:r>
+              <w:rPr>
+                <w:rFonts w:ascii="Times New Roman" w:hAnsi="Times New Roman" w:cs="Times New Roman"/>
+              </w:rPr>
+              <w:t xml:space="preserve"> </w:t>
+            </w:r>
+            <w:proofErr w:type="spellStart"/>
+            <w:r>
+              <w:rPr>
+                <w:rFonts w:ascii="Times New Roman" w:hAnsi="Times New Roman" w:cs="Times New Roman"/>
+              </w:rPr>
+              <w:t>viên</w:t>
+            </w:r>
+            <w:proofErr w:type="spellEnd"/>
           </w:p>
         </w:tc>
         <w:tc>
@@ -130,13 +285,63 @@
                 <w:b/>
               </w:rPr>
             </w:pPr>
+            <w:proofErr w:type="spellStart"/>
             <w:r>
               <w:rPr>
                 <w:rFonts w:ascii="Times New Roman" w:hAnsi="Times New Roman" w:cs="Times New Roman"/>
                 <w:b/>
               </w:rPr>
-              <w:t>Mã số sinh viên</w:t>
-            </w:r>
+              <w:t>Mã</w:t>
+            </w:r>
+            <w:proofErr w:type="spellEnd"/>
+            <w:r>
+              <w:rPr>
+                <w:rFonts w:ascii="Times New Roman" w:hAnsi="Times New Roman" w:cs="Times New Roman"/>
+                <w:b/>
+              </w:rPr>
+              <w:t xml:space="preserve"> </w:t>
+            </w:r>
+            <w:proofErr w:type="spellStart"/>
+            <w:r>
+              <w:rPr>
+                <w:rFonts w:ascii="Times New Roman" w:hAnsi="Times New Roman" w:cs="Times New Roman"/>
+                <w:b/>
+              </w:rPr>
+              <w:t>số</w:t>
+            </w:r>
+            <w:proofErr w:type="spellEnd"/>
+            <w:r>
+              <w:rPr>
+                <w:rFonts w:ascii="Times New Roman" w:hAnsi="Times New Roman" w:cs="Times New Roman"/>
+                <w:b/>
+              </w:rPr>
+              <w:t xml:space="preserve"> </w:t>
+            </w:r>
+            <w:proofErr w:type="spellStart"/>
+            <w:r>
+              <w:rPr>
+                <w:rFonts w:ascii="Times New Roman" w:hAnsi="Times New Roman" w:cs="Times New Roman"/>
+                <w:b/>
+              </w:rPr>
+              <w:t>sinh</w:t>
+            </w:r>
+            <w:proofErr w:type="spellEnd"/>
+            <w:r>
+              <w:rPr>
+                <w:rFonts w:ascii="Times New Roman" w:hAnsi="Times New Roman" w:cs="Times New Roman"/>
+                <w:b/>
+              </w:rPr>
+              <w:t xml:space="preserve"> </w:t>
+            </w:r>
+            <w:proofErr w:type="spellStart"/>
+            <w:r>
+              <w:rPr>
+                <w:rFonts w:ascii="Times New Roman" w:hAnsi="Times New Roman" w:cs="Times New Roman"/>
+                <w:b/>
+              </w:rPr>
+              <w:t>viên</w:t>
+            </w:r>
+            <w:proofErr w:type="spellEnd"/>
           </w:p>
         </w:tc>
       </w:tr>
@@ -151,6 +356,7 @@
           <w:tcPr>
             <w:cnfStyle w:val="001000000000" w:firstRow="0" w:lastRow="0" w:firstColumn="1" w:lastColumn="0" w:oddVBand="0" w:evenVBand="0" w:oddHBand="0" w:evenHBand="0" w:firstRowFirstColumn="0" w:firstRowLastColumn="0" w:lastRowFirstColumn="0" w:lastRowLastColumn="0"/>
             <w:tcW w:w="4068" w:type="dxa"/>
+            <w:vAlign w:val="bottom"/>
           </w:tcPr>
           <w:p>
             <w:pPr>
@@ -158,6 +364,15 @@
                 <w:rFonts w:ascii="Times New Roman" w:hAnsi="Times New Roman" w:cs="Times New Roman"/>
               </w:rPr>
             </w:pPr>
+            <w:r>
+              <w:rPr>
+                <w:rFonts w:ascii="Arial" w:hAnsi="Arial" w:cs="Arial"/>
+                <w:color w:val="000000"/>
+                <w:sz w:val="20"/>
+                <w:szCs w:val="20"/>
+              </w:rPr>
+              <w:t>Hoàng Lê Phan</w:t>
+            </w:r>
           </w:p>
         </w:tc>
         <w:tc>
@@ -186,6 +401,7 @@
           <w:tcPr>
             <w:cnfStyle w:val="001000000000" w:firstRow="0" w:lastRow="0" w:firstColumn="1" w:lastColumn="0" w:oddVBand="0" w:evenVBand="0" w:oddHBand="0" w:evenHBand="0" w:firstRowFirstColumn="0" w:firstRowLastColumn="0" w:lastRowFirstColumn="0" w:lastRowLastColumn="0"/>
             <w:tcW w:w="4068" w:type="dxa"/>
+            <w:vAlign w:val="bottom"/>
           </w:tcPr>
           <w:p>
             <w:pPr>
@@ -193,6 +409,15 @@
                 <w:rFonts w:ascii="Times New Roman" w:hAnsi="Times New Roman" w:cs="Times New Roman"/>
               </w:rPr>
             </w:pPr>
+            <w:r>
+              <w:rPr>
+                <w:rFonts w:ascii="Arial" w:hAnsi="Arial" w:cs="Arial"/>
+                <w:color w:val="000000"/>
+                <w:sz w:val="20"/>
+                <w:szCs w:val="20"/>
+              </w:rPr>
+              <w:t>Phạm Hùng Khánh</w:t>
+            </w:r>
           </w:p>
         </w:tc>
         <w:tc>
@@ -221,6 +446,7 @@
           <w:tcPr>
             <w:cnfStyle w:val="001000000000" w:firstRow="0" w:lastRow="0" w:firstColumn="1" w:lastColumn="0" w:oddVBand="0" w:evenVBand="0" w:oddHBand="0" w:evenHBand="0" w:firstRowFirstColumn="0" w:firstRowLastColumn="0" w:lastRowFirstColumn="0" w:lastRowLastColumn="0"/>
             <w:tcW w:w="4068" w:type="dxa"/>
+            <w:vAlign w:val="bottom"/>
           </w:tcPr>
           <w:p>
             <w:pPr>
@@ -228,6 +454,105 @@
                 <w:rFonts w:ascii="Times New Roman" w:hAnsi="Times New Roman" w:cs="Times New Roman"/>
               </w:rPr>
             </w:pPr>
+            <w:r>
+              <w:rPr>
+                <w:rFonts w:ascii="Arial" w:hAnsi="Arial" w:cs="Arial"/>
+                <w:color w:val="000000"/>
+                <w:sz w:val="20"/>
+                <w:szCs w:val="20"/>
+              </w:rPr>
+              <w:t>Nguyễn Thành Công</w:t>
+            </w:r>
+          </w:p>
+        </w:tc>
+        <w:tc>
+          <w:tcPr>
+            <w:tcW w:w="3780" w:type="dxa"/>
+          </w:tcPr>
+          <w:p>
+            <w:pPr>
+              <w:cnfStyle w:val="000000010000" w:firstRow="0" w:lastRow="0" w:firstColumn="0" w:lastColumn="0" w:oddVBand="0" w:evenVBand="0" w:oddHBand="0" w:evenHBand="1" w:firstRowFirstColumn="0" w:firstRowLastColumn="0" w:lastRowFirstColumn="0" w:lastRowLastColumn="0"/>
+              <w:rPr>
+                <w:rFonts w:ascii="Times New Roman" w:hAnsi="Times New Roman" w:cs="Times New Roman"/>
+                <w:b/>
+              </w:rPr>
+            </w:pPr>
+          </w:p>
+        </w:tc>
+      </w:tr>
+      <w:tr>
+        <w:trPr>
+          <w:cnfStyle w:val="000000100000" w:firstRow="0" w:lastRow="0" w:firstColumn="0" w:lastColumn="0" w:oddVBand="0" w:evenVBand="0" w:oddHBand="1" w:evenHBand="0" w:firstRowFirstColumn="0" w:firstRowLastColumn="0" w:lastRowFirstColumn="0" w:lastRowLastColumn="0"/>
+          <w:cantSplit/>
+          <w:trHeight w:val="448"/>
+          <w:jc w:val="right"/>
+        </w:trPr>
+        <w:tc>
+          <w:tcPr>
+            <w:cnfStyle w:val="001000000000" w:firstRow="0" w:lastRow="0" w:firstColumn="1" w:lastColumn="0" w:oddVBand="0" w:evenVBand="0" w:oddHBand="0" w:evenHBand="0" w:firstRowFirstColumn="0" w:firstRowLastColumn="0" w:lastRowFirstColumn="0" w:lastRowLastColumn="0"/>
+            <w:tcW w:w="4068" w:type="dxa"/>
+            <w:vAlign w:val="bottom"/>
+          </w:tcPr>
+          <w:p>
+            <w:pPr>
+              <w:rPr>
+                <w:rFonts w:ascii="Times New Roman" w:hAnsi="Times New Roman" w:cs="Times New Roman"/>
+              </w:rPr>
+            </w:pPr>
+            <w:r>
+              <w:rPr>
+                <w:rFonts w:ascii="Arial" w:hAnsi="Arial" w:cs="Arial"/>
+                <w:color w:val="000000"/>
+                <w:sz w:val="20"/>
+                <w:szCs w:val="20"/>
+              </w:rPr>
+              <w:t>Nguyễn Văn Tín</w:t>
+            </w:r>
+          </w:p>
+        </w:tc>
+        <w:tc>
+          <w:tcPr>
+            <w:tcW w:w="3780" w:type="dxa"/>
+          </w:tcPr>
+          <w:p>
+            <w:pPr>
+              <w:cnfStyle w:val="000000100000" w:firstRow="0" w:lastRow="0" w:firstColumn="0" w:lastColumn="0" w:oddVBand="0" w:evenVBand="0" w:oddHBand="1" w:evenHBand="0" w:firstRowFirstColumn="0" w:firstRowLastColumn="0" w:lastRowFirstColumn="0" w:lastRowLastColumn="0"/>
+              <w:rPr>
+                <w:rFonts w:ascii="Times New Roman" w:hAnsi="Times New Roman" w:cs="Times New Roman"/>
+                <w:b/>
+              </w:rPr>
+            </w:pPr>
+          </w:p>
+        </w:tc>
+      </w:tr>
+      <w:tr>
+        <w:trPr>
+          <w:cnfStyle w:val="000000010000" w:firstRow="0" w:lastRow="0" w:firstColumn="0" w:lastColumn="0" w:oddVBand="0" w:evenVBand="0" w:oddHBand="0" w:evenHBand="1" w:firstRowFirstColumn="0" w:firstRowLastColumn="0" w:lastRowFirstColumn="0" w:lastRowLastColumn="0"/>
+          <w:cantSplit/>
+          <w:trHeight w:val="448"/>
+          <w:jc w:val="right"/>
+        </w:trPr>
+        <w:tc>
+          <w:tcPr>
+            <w:cnfStyle w:val="001000000000" w:firstRow="0" w:lastRow="0" w:firstColumn="1" w:lastColumn="0" w:oddVBand="0" w:evenVBand="0" w:oddHBand="0" w:evenHBand="0" w:firstRowFirstColumn="0" w:firstRowLastColumn="0" w:lastRowFirstColumn="0" w:lastRowLastColumn="0"/>
+            <w:tcW w:w="4068" w:type="dxa"/>
+            <w:vAlign w:val="bottom"/>
+          </w:tcPr>
+          <w:p>
+            <w:pPr>
+              <w:rPr>
+                <w:rFonts w:ascii="Times New Roman" w:hAnsi="Times New Roman" w:cs="Times New Roman"/>
+              </w:rPr>
+            </w:pPr>
+            <w:r>
+              <w:rPr>
+                <w:rFonts w:ascii="Arial" w:hAnsi="Arial" w:cs="Arial"/>
+                <w:color w:val="000000"/>
+                <w:sz w:val="20"/>
+                <w:szCs w:val="20"/>
+              </w:rPr>
+              <w:t>Nguyễn Đức Thành</w:t>
+            </w:r>
           </w:p>
         </w:tc>
         <w:tc>
@@ -293,9 +618,19 @@
           <w:pPr>
             <w:pStyle w:val="Title"/>
           </w:pPr>
+          <w:proofErr w:type="spellStart"/>
           <w:r>
-            <w:t>Mục lục</w:t>
+            <w:t>Mục</w:t>
           </w:r>
+          <w:proofErr w:type="spellEnd"/>
+          <w:r>
+            <w:t xml:space="preserve"> </w:t>
+          </w:r>
+          <w:proofErr w:type="spellStart"/>
+          <w:r>
+            <w:t>lục</w:t>
+          </w:r>
+          <w:proofErr w:type="spellEnd"/>
         </w:p>
         <w:p>
           <w:pPr>
@@ -2719,14 +3054,56 @@
       </w:pPr>
       <w:bookmarkStart w:id="2" w:name="_Toc50884340"/>
       <w:bookmarkStart w:id="3" w:name="_Toc181082845"/>
+      <w:proofErr w:type="spellStart"/>
       <w:r>
         <w:t>M</w:t>
       </w:r>
       <w:r>
-        <w:t>ô hình cơ cấu tổ chức</w:t>
+        <w:t>ô</w:t>
+      </w:r>
+      <w:proofErr w:type="spellEnd"/>
+      <w:r>
+        <w:t xml:space="preserve"> </w:t>
+      </w:r>
+      <w:proofErr w:type="spellStart"/>
+      <w:r>
+        <w:t>hình</w:t>
+      </w:r>
+      <w:proofErr w:type="spellEnd"/>
+      <w:r>
+        <w:t xml:space="preserve"> </w:t>
+      </w:r>
+      <w:proofErr w:type="spellStart"/>
+      <w:r>
+        <w:t>cơ</w:t>
+      </w:r>
+      <w:proofErr w:type="spellEnd"/>
+      <w:r>
+        <w:t xml:space="preserve"> </w:t>
+      </w:r>
+      <w:proofErr w:type="spellStart"/>
+      <w:r>
+        <w:t>cấu</w:t>
+      </w:r>
+      <w:proofErr w:type="spellEnd"/>
+      <w:r>
+        <w:t xml:space="preserve"> </w:t>
+      </w:r>
+      <w:proofErr w:type="spellStart"/>
+      <w:r>
+        <w:t>tổ</w:t>
+      </w:r>
+      <w:proofErr w:type="spellEnd"/>
+      <w:r>
+        <w:t xml:space="preserve"> </w:t>
+      </w:r>
+      <w:proofErr w:type="spellStart"/>
+      <w:r>
+        <w:t>chức</w:t>
       </w:r>
       <w:bookmarkEnd w:id="2"/>
       <w:bookmarkEnd w:id="3"/>
+      <w:proofErr w:type="spellEnd"/>
     </w:p>
     <w:p>
       <w:pPr>
@@ -2734,11 +3111,37 @@
       </w:pPr>
       <w:bookmarkStart w:id="4" w:name="_Toc50884341"/>
       <w:bookmarkStart w:id="5" w:name="_Toc181082846"/>
+      <w:proofErr w:type="spellStart"/>
       <w:r>
-        <w:t>Sơ đồ tổ chức</w:t>
+        <w:t>Sơ</w:t>
+      </w:r>
+      <w:proofErr w:type="spellEnd"/>
+      <w:r>
+        <w:t xml:space="preserve"> </w:t>
+      </w:r>
+      <w:proofErr w:type="spellStart"/>
+      <w:r>
+        <w:t>đồ</w:t>
+      </w:r>
+      <w:proofErr w:type="spellEnd"/>
+      <w:r>
+        <w:t xml:space="preserve"> </w:t>
+      </w:r>
+      <w:proofErr w:type="spellStart"/>
+      <w:r>
+        <w:t>tổ</w:t>
+      </w:r>
+      <w:proofErr w:type="spellEnd"/>
+      <w:r>
+        <w:t xml:space="preserve"> </w:t>
+      </w:r>
+      <w:proofErr w:type="spellStart"/>
+      <w:r>
+        <w:t>chức</w:t>
       </w:r>
       <w:bookmarkEnd w:id="4"/>
       <w:bookmarkEnd w:id="5"/>
+      <w:proofErr w:type="spellEnd"/>
     </w:p>
     <w:p>
       <w:r>
@@ -2767,13 +3170,42 @@
       <w:bookmarkStart w:id="6" w:name="_Toc50884342"/>
       <w:bookmarkStart w:id="7" w:name="_Toc181082847"/>
       <w:r>
-        <w:t>Ý nghĩa các bộ phậ</w:t>
+        <w:t xml:space="preserve">Ý </w:t>
+      </w:r>
+      <w:proofErr w:type="spellStart"/>
+      <w:r>
+        <w:t>nghĩa</w:t>
+      </w:r>
+      <w:proofErr w:type="spellEnd"/>
+      <w:r>
+        <w:t xml:space="preserve"> </w:t>
+      </w:r>
+      <w:proofErr w:type="spellStart"/>
+      <w:r>
+        <w:t>các</w:t>
+      </w:r>
+      <w:proofErr w:type="spellEnd"/>
+      <w:r>
+        <w:t xml:space="preserve"> </w:t>
+      </w:r>
+      <w:proofErr w:type="spellStart"/>
+      <w:r>
+        <w:t>bộ</w:t>
+      </w:r>
+      <w:proofErr w:type="spellEnd"/>
+      <w:r>
+        <w:t xml:space="preserve"> </w:t>
+      </w:r>
+      <w:proofErr w:type="spellStart"/>
+      <w:r>
+        <w:t>phậ</w:t>
       </w:r>
       <w:r>
         <w:t>n</w:t>
       </w:r>
       <w:bookmarkEnd w:id="6"/>
       <w:bookmarkEnd w:id="7"/>
+      <w:proofErr w:type="spellEnd"/>
     </w:p>
     <w:tbl>
       <w:tblPr>
@@ -2833,6 +3265,7 @@
                 <w:szCs w:val="32"/>
               </w:rPr>
             </w:pPr>
+            <w:proofErr w:type="spellStart"/>
             <w:r>
               <w:rPr>
                 <w:rFonts w:ascii="Times New Roman" w:hAnsi="Times New Roman" w:cs="Times New Roman"/>
@@ -2841,8 +3274,53 @@
                 <w:sz w:val="32"/>
                 <w:szCs w:val="32"/>
               </w:rPr>
-              <w:t>Tên bộ phận</w:t>
-            </w:r>
+              <w:t>Tên</w:t>
+            </w:r>
+            <w:proofErr w:type="spellEnd"/>
+            <w:r>
+              <w:rPr>
+                <w:rFonts w:ascii="Times New Roman" w:hAnsi="Times New Roman" w:cs="Times New Roman"/>
+                <w:b/>
+                <w:bCs/>
+                <w:sz w:val="32"/>
+                <w:szCs w:val="32"/>
+              </w:rPr>
+              <w:t xml:space="preserve"> </w:t>
+            </w:r>
+            <w:proofErr w:type="spellStart"/>
+            <w:r>
+              <w:rPr>
+                <w:rFonts w:ascii="Times New Roman" w:hAnsi="Times New Roman" w:cs="Times New Roman"/>
+                <w:b/>
+                <w:bCs/>
+                <w:sz w:val="32"/>
+                <w:szCs w:val="32"/>
+              </w:rPr>
+              <w:t>bộ</w:t>
+            </w:r>
+            <w:proofErr w:type="spellEnd"/>
+            <w:r>
+              <w:rPr>
+                <w:rFonts w:ascii="Times New Roman" w:hAnsi="Times New Roman" w:cs="Times New Roman"/>
+                <w:b/>
+                <w:bCs/>
+                <w:sz w:val="32"/>
+                <w:szCs w:val="32"/>
+              </w:rPr>
+              <w:t xml:space="preserve"> </w:t>
+            </w:r>
+            <w:proofErr w:type="spellStart"/>
+            <w:r>
+              <w:rPr>
+                <w:rFonts w:ascii="Times New Roman" w:hAnsi="Times New Roman" w:cs="Times New Roman"/>
+                <w:b/>
+                <w:bCs/>
+                <w:sz w:val="32"/>
+                <w:szCs w:val="32"/>
+              </w:rPr>
+              <w:t>phận</w:t>
+            </w:r>
+            <w:proofErr w:type="spellEnd"/>
           </w:p>
         </w:tc>
         <w:tc>
@@ -2862,6 +3340,7 @@
                 <w:szCs w:val="32"/>
               </w:rPr>
             </w:pPr>
+            <w:proofErr w:type="spellStart"/>
             <w:r>
               <w:rPr>
                 <w:rFonts w:ascii="Times New Roman" w:hAnsi="Times New Roman" w:cs="Times New Roman"/>
@@ -2870,8 +3349,31 @@
                 <w:sz w:val="32"/>
                 <w:szCs w:val="32"/>
               </w:rPr>
-              <w:t>Mô tả</w:t>
-            </w:r>
+              <w:t>Mô</w:t>
+            </w:r>
+            <w:proofErr w:type="spellEnd"/>
+            <w:r>
+              <w:rPr>
+                <w:rFonts w:ascii="Times New Roman" w:hAnsi="Times New Roman" w:cs="Times New Roman"/>
+                <w:b/>
+                <w:bCs/>
+                <w:sz w:val="32"/>
+                <w:szCs w:val="32"/>
+              </w:rPr>
+              <w:t xml:space="preserve"> </w:t>
+            </w:r>
+            <w:proofErr w:type="spellStart"/>
+            <w:r>
+              <w:rPr>
+                <w:rFonts w:ascii="Times New Roman" w:hAnsi="Times New Roman" w:cs="Times New Roman"/>
+                <w:b/>
+                <w:bCs/>
+                <w:sz w:val="32"/>
+                <w:szCs w:val="32"/>
+              </w:rPr>
+              <w:t>tả</w:t>
+            </w:r>
+            <w:proofErr w:type="spellEnd"/>
           </w:p>
         </w:tc>
       </w:tr>
@@ -3102,11 +3604,21 @@
       </w:pPr>
       <w:bookmarkStart w:id="8" w:name="_Toc50884344"/>
       <w:bookmarkStart w:id="9" w:name="_Toc181082848"/>
+      <w:proofErr w:type="spellStart"/>
       <w:r>
-        <w:t>Biểu mẫu</w:t>
+        <w:t>Biểu</w:t>
+      </w:r>
+      <w:proofErr w:type="spellEnd"/>
+      <w:r>
+        <w:t xml:space="preserve"> </w:t>
+      </w:r>
+      <w:proofErr w:type="spellStart"/>
+      <w:r>
+        <w:t>mẫu</w:t>
       </w:r>
       <w:bookmarkEnd w:id="8"/>
       <w:bookmarkEnd w:id="9"/>
+      <w:proofErr w:type="spellEnd"/>
     </w:p>
     <w:p>
       <w:pPr>
@@ -3128,7 +3640,31 @@
       </w:r>
       <w:bookmarkEnd w:id="10"/>
       <w:r>
-        <w:t>[Tên biểu mẫu]</w:t>
+        <w:t>[</w:t>
+      </w:r>
+      <w:proofErr w:type="spellStart"/>
+      <w:r>
+        <w:t>Tên</w:t>
+      </w:r>
+      <w:proofErr w:type="spellEnd"/>
+      <w:r>
+        <w:t xml:space="preserve"> </w:t>
+      </w:r>
+      <w:proofErr w:type="spellStart"/>
+      <w:r>
+        <w:t>biểu</w:t>
+      </w:r>
+      <w:proofErr w:type="spellEnd"/>
+      <w:r>
+        <w:t xml:space="preserve"> </w:t>
+      </w:r>
+      <w:proofErr w:type="spellStart"/>
+      <w:r>
+        <w:t>mẫu</w:t>
+      </w:r>
+      <w:proofErr w:type="spellEnd"/>
+      <w:r>
+        <w:t>]</w:t>
       </w:r>
       <w:bookmarkEnd w:id="11"/>
     </w:p>
@@ -3138,16 +3674,41 @@
         <w:pStyle w:val="Heading3"/>
       </w:pPr>
       <w:bookmarkStart w:id="12" w:name="_Toc50884345"/>
-      <w:bookmarkStart w:id="13" w:name="_Toc50884347"/>
-      <w:bookmarkStart w:id="14" w:name="_Toc181082850"/>
+      <w:bookmarkStart w:id="13" w:name="_Toc181082850"/>
+      <w:bookmarkStart w:id="14" w:name="_Toc50884347"/>
       <w:r>
+        <w:lastRenderedPageBreak/>
         <w:t xml:space="preserve">BM02: </w:t>
       </w:r>
       <w:bookmarkEnd w:id="12"/>
       <w:r>
-        <w:t>[Tên biểu mẫu]</w:t>
+        <w:t>[</w:t>
       </w:r>
-      <w:bookmarkEnd w:id="14"/>
+      <w:proofErr w:type="spellStart"/>
+      <w:r>
+        <w:t>Tên</w:t>
+      </w:r>
+      <w:proofErr w:type="spellEnd"/>
+      <w:r>
+        <w:t xml:space="preserve"> </w:t>
+      </w:r>
+      <w:proofErr w:type="spellStart"/>
+      <w:r>
+        <w:t>biểu</w:t>
+      </w:r>
+      <w:proofErr w:type="spellEnd"/>
+      <w:r>
+        <w:t xml:space="preserve"> </w:t>
+      </w:r>
+      <w:proofErr w:type="spellStart"/>
+      <w:r>
+        <w:t>mẫu</w:t>
+      </w:r>
+      <w:proofErr w:type="spellEnd"/>
+      <w:r>
+        <w:t>]</w:t>
+      </w:r>
+      <w:bookmarkEnd w:id="13"/>
     </w:p>
     <w:p/>
     <w:p>
@@ -3165,9 +3726,33 @@
         <w:t>:</w:t>
       </w:r>
       <w:r>
-        <w:t xml:space="preserve"> [Tên biểu mẫu]</w:t>
+        <w:t xml:space="preserve"> [</w:t>
       </w:r>
-      <w:bookmarkEnd w:id="13"/>
+      <w:proofErr w:type="spellStart"/>
+      <w:r>
+        <w:t>Tên</w:t>
+      </w:r>
+      <w:proofErr w:type="spellEnd"/>
+      <w:r>
+        <w:t xml:space="preserve"> </w:t>
+      </w:r>
+      <w:proofErr w:type="spellStart"/>
+      <w:r>
+        <w:t>biểu</w:t>
+      </w:r>
+      <w:proofErr w:type="spellEnd"/>
+      <w:r>
+        <w:t xml:space="preserve"> </w:t>
+      </w:r>
+      <w:proofErr w:type="spellStart"/>
+      <w:r>
+        <w:t>mẫu</w:t>
+      </w:r>
+      <w:proofErr w:type="spellEnd"/>
+      <w:r>
+        <w:t>]</w:t>
+      </w:r>
+      <w:bookmarkEnd w:id="14"/>
       <w:bookmarkEnd w:id="15"/>
     </w:p>
     <w:p/>
@@ -3178,10 +3763,15 @@
       <w:bookmarkStart w:id="16" w:name="_Toc50884348"/>
       <w:bookmarkStart w:id="17" w:name="_Toc181082852"/>
       <w:r>
-        <w:t>Quy định</w:t>
+        <w:t xml:space="preserve">Quy </w:t>
+      </w:r>
+      <w:proofErr w:type="spellStart"/>
+      <w:r>
+        <w:t>định</w:t>
       </w:r>
       <w:bookmarkEnd w:id="16"/>
       <w:bookmarkEnd w:id="17"/>
+      <w:proofErr w:type="spellEnd"/>
     </w:p>
     <w:tbl>
       <w:tblPr>
@@ -3212,14 +3802,52 @@
                 <w:bCs/>
               </w:rPr>
             </w:pPr>
+            <w:proofErr w:type="spellStart"/>
             <w:r>
               <w:rPr>
                 <w:rFonts w:ascii="Times New Roman" w:hAnsi="Times New Roman" w:cs="Times New Roman"/>
                 <w:b/>
                 <w:bCs/>
               </w:rPr>
-              <w:t>Tên quy định</w:t>
-            </w:r>
+              <w:t>Tên</w:t>
+            </w:r>
+            <w:proofErr w:type="spellEnd"/>
+            <w:r>
+              <w:rPr>
+                <w:rFonts w:ascii="Times New Roman" w:hAnsi="Times New Roman" w:cs="Times New Roman"/>
+                <w:b/>
+                <w:bCs/>
+              </w:rPr>
+              <w:t xml:space="preserve"> </w:t>
+            </w:r>
+            <w:proofErr w:type="spellStart"/>
+            <w:r>
+              <w:rPr>
+                <w:rFonts w:ascii="Times New Roman" w:hAnsi="Times New Roman" w:cs="Times New Roman"/>
+                <w:b/>
+                <w:bCs/>
+              </w:rPr>
+              <w:t>quy</w:t>
+            </w:r>
+            <w:proofErr w:type="spellEnd"/>
+            <w:r>
+              <w:rPr>
+                <w:rFonts w:ascii="Times New Roman" w:hAnsi="Times New Roman" w:cs="Times New Roman"/>
+                <w:b/>
+                <w:bCs/>
+              </w:rPr>
+              <w:t xml:space="preserve"> </w:t>
+            </w:r>
+            <w:proofErr w:type="spellStart"/>
+            <w:r>
+              <w:rPr>
+                <w:rFonts w:ascii="Times New Roman" w:hAnsi="Times New Roman" w:cs="Times New Roman"/>
+                <w:b/>
+                <w:bCs/>
+              </w:rPr>
+              <w:t>định</w:t>
+            </w:r>
+            <w:proofErr w:type="spellEnd"/>
           </w:p>
         </w:tc>
         <w:tc>
@@ -3237,13 +3865,23 @@
                 <w:bCs/>
               </w:rPr>
             </w:pPr>
+            <w:proofErr w:type="spellStart"/>
             <w:r>
               <w:rPr>
                 <w:rFonts w:ascii="Times New Roman" w:hAnsi="Times New Roman" w:cs="Times New Roman"/>
                 <w:b/>
                 <w:bCs/>
               </w:rPr>
-              <w:t>Nội dung</w:t>
+              <w:t>Nội</w:t>
+            </w:r>
+            <w:proofErr w:type="spellEnd"/>
+            <w:r>
+              <w:rPr>
+                <w:rFonts w:ascii="Times New Roman" w:hAnsi="Times New Roman" w:cs="Times New Roman"/>
+                <w:b/>
+                <w:bCs/>
+              </w:rPr>
+              <w:t xml:space="preserve"> dung</w:t>
             </w:r>
           </w:p>
         </w:tc>
@@ -3415,16 +4053,47 @@
       <w:bookmarkStart w:id="18" w:name="_Toc50884349"/>
       <w:bookmarkStart w:id="19" w:name="_Toc181082853"/>
       <w:r>
-        <w:t xml:space="preserve">Danh sách </w:t>
+        <w:t xml:space="preserve">Danh </w:t>
       </w:r>
+      <w:proofErr w:type="spellStart"/>
       <w:r>
-        <w:t>yêu cầu</w:t>
+        <w:t>sách</w:t>
+      </w:r>
+      <w:proofErr w:type="spellEnd"/>
+      <w:r>
+        <w:t xml:space="preserve"> </w:t>
+      </w:r>
+      <w:proofErr w:type="spellStart"/>
+      <w:r>
+        <w:t>yêu</w:t>
+      </w:r>
+      <w:proofErr w:type="spellEnd"/>
+      <w:r>
+        <w:t xml:space="preserve"> </w:t>
+      </w:r>
+      <w:proofErr w:type="spellStart"/>
+      <w:r>
+        <w:t>cầu</w:t>
       </w:r>
       <w:bookmarkEnd w:id="18"/>
+      <w:proofErr w:type="spellEnd"/>
       <w:r>
-        <w:t xml:space="preserve"> nghiệp vụ</w:t>
+        <w:t xml:space="preserve"> </w:t>
+      </w:r>
+      <w:proofErr w:type="spellStart"/>
+      <w:r>
+        <w:t>nghiệp</w:t>
+      </w:r>
+      <w:proofErr w:type="spellEnd"/>
+      <w:r>
+        <w:t xml:space="preserve"> </w:t>
+      </w:r>
+      <w:proofErr w:type="spellStart"/>
+      <w:r>
+        <w:t>vụ</w:t>
       </w:r>
       <w:bookmarkEnd w:id="19"/>
+      <w:proofErr w:type="spellEnd"/>
     </w:p>
     <w:tbl>
       <w:tblPr>
@@ -3467,8 +4136,90 @@
                 <w:b/>
                 <w:bCs/>
               </w:rPr>
-              <w:t>Danh sách yêu cầu nghiệp vụ</w:t>
-            </w:r>
+              <w:t xml:space="preserve">Danh </w:t>
+            </w:r>
+            <w:proofErr w:type="spellStart"/>
+            <w:r>
+              <w:rPr>
+                <w:rFonts w:ascii="Times New Roman" w:hAnsi="Times New Roman" w:cs="Times New Roman"/>
+                <w:b/>
+                <w:bCs/>
+              </w:rPr>
+              <w:t>sách</w:t>
+            </w:r>
+            <w:proofErr w:type="spellEnd"/>
+            <w:r>
+              <w:rPr>
+                <w:rFonts w:ascii="Times New Roman" w:hAnsi="Times New Roman" w:cs="Times New Roman"/>
+                <w:b/>
+                <w:bCs/>
+              </w:rPr>
+              <w:t xml:space="preserve"> </w:t>
+            </w:r>
+            <w:proofErr w:type="spellStart"/>
+            <w:r>
+              <w:rPr>
+                <w:rFonts w:ascii="Times New Roman" w:hAnsi="Times New Roman" w:cs="Times New Roman"/>
+                <w:b/>
+                <w:bCs/>
+              </w:rPr>
+              <w:t>yêu</w:t>
+            </w:r>
+            <w:proofErr w:type="spellEnd"/>
+            <w:r>
+              <w:rPr>
+                <w:rFonts w:ascii="Times New Roman" w:hAnsi="Times New Roman" w:cs="Times New Roman"/>
+                <w:b/>
+                <w:bCs/>
+              </w:rPr>
+              <w:t xml:space="preserve"> </w:t>
+            </w:r>
+            <w:proofErr w:type="spellStart"/>
+            <w:r>
+              <w:rPr>
+                <w:rFonts w:ascii="Times New Roman" w:hAnsi="Times New Roman" w:cs="Times New Roman"/>
+                <w:b/>
+                <w:bCs/>
+              </w:rPr>
+              <w:t>cầu</w:t>
+            </w:r>
+            <w:proofErr w:type="spellEnd"/>
+            <w:r>
+              <w:rPr>
+                <w:rFonts w:ascii="Times New Roman" w:hAnsi="Times New Roman" w:cs="Times New Roman"/>
+                <w:b/>
+                <w:bCs/>
+              </w:rPr>
+              <w:t xml:space="preserve"> </w:t>
+            </w:r>
+            <w:proofErr w:type="spellStart"/>
+            <w:r>
+              <w:rPr>
+                <w:rFonts w:ascii="Times New Roman" w:hAnsi="Times New Roman" w:cs="Times New Roman"/>
+                <w:b/>
+                <w:bCs/>
+              </w:rPr>
+              <w:t>nghiệp</w:t>
+            </w:r>
+            <w:proofErr w:type="spellEnd"/>
+            <w:r>
+              <w:rPr>
+                <w:rFonts w:ascii="Times New Roman" w:hAnsi="Times New Roman" w:cs="Times New Roman"/>
+                <w:b/>
+                <w:bCs/>
+              </w:rPr>
+              <w:t xml:space="preserve"> </w:t>
+            </w:r>
+            <w:proofErr w:type="spellStart"/>
+            <w:r>
+              <w:rPr>
+                <w:rFonts w:ascii="Times New Roman" w:hAnsi="Times New Roman" w:cs="Times New Roman"/>
+                <w:b/>
+                <w:bCs/>
+              </w:rPr>
+              <w:t>vụ</w:t>
+            </w:r>
+            <w:proofErr w:type="spellEnd"/>
           </w:p>
           <w:p>
             <w:pPr>
@@ -3479,22 +4230,96 @@
                 <w:bCs/>
               </w:rPr>
             </w:pPr>
+            <w:proofErr w:type="spellStart"/>
             <w:r>
               <w:rPr>
                 <w:rFonts w:ascii="Times New Roman" w:hAnsi="Times New Roman" w:cs="Times New Roman"/>
                 <w:b/>
                 <w:bCs/>
               </w:rPr>
-              <w:t>Bộ phận:</w:t>
-            </w:r>
+              <w:t>Bộ</w:t>
+            </w:r>
+            <w:proofErr w:type="spellEnd"/>
             <w:r>
               <w:rPr>
                 <w:rFonts w:ascii="Times New Roman" w:hAnsi="Times New Roman" w:cs="Times New Roman"/>
                 <w:b/>
                 <w:bCs/>
               </w:rPr>
-              <w:t xml:space="preserve"> Phòng kinh doanh</w:t>
-            </w:r>
+              <w:t xml:space="preserve"> </w:t>
+            </w:r>
+            <w:proofErr w:type="spellStart"/>
+            <w:r>
+              <w:rPr>
+                <w:rFonts w:ascii="Times New Roman" w:hAnsi="Times New Roman" w:cs="Times New Roman"/>
+                <w:b/>
+                <w:bCs/>
+              </w:rPr>
+              <w:t>phận</w:t>
+            </w:r>
+            <w:proofErr w:type="spellEnd"/>
+            <w:r>
+              <w:rPr>
+                <w:rFonts w:ascii="Times New Roman" w:hAnsi="Times New Roman" w:cs="Times New Roman"/>
+                <w:b/>
+                <w:bCs/>
+              </w:rPr>
+              <w:t>:</w:t>
+            </w:r>
+            <w:r>
+              <w:rPr>
+                <w:rFonts w:ascii="Times New Roman" w:hAnsi="Times New Roman" w:cs="Times New Roman"/>
+                <w:b/>
+                <w:bCs/>
+              </w:rPr>
+              <w:t xml:space="preserve"> </w:t>
+            </w:r>
+            <w:proofErr w:type="spellStart"/>
+            <w:r>
+              <w:rPr>
+                <w:rFonts w:ascii="Times New Roman" w:hAnsi="Times New Roman" w:cs="Times New Roman"/>
+                <w:b/>
+                <w:bCs/>
+              </w:rPr>
+              <w:t>Phòng</w:t>
+            </w:r>
+            <w:proofErr w:type="spellEnd"/>
+            <w:r>
+              <w:rPr>
+                <w:rFonts w:ascii="Times New Roman" w:hAnsi="Times New Roman" w:cs="Times New Roman"/>
+                <w:b/>
+                <w:bCs/>
+              </w:rPr>
+              <w:t xml:space="preserve"> </w:t>
+            </w:r>
+            <w:proofErr w:type="spellStart"/>
+            <w:r>
+              <w:rPr>
+                <w:rFonts w:ascii="Times New Roman" w:hAnsi="Times New Roman" w:cs="Times New Roman"/>
+                <w:b/>
+                <w:bCs/>
+              </w:rPr>
+              <w:t>kinh</w:t>
+            </w:r>
+            <w:proofErr w:type="spellEnd"/>
+            <w:r>
+              <w:rPr>
+                <w:rFonts w:ascii="Times New Roman" w:hAnsi="Times New Roman" w:cs="Times New Roman"/>
+                <w:b/>
+                <w:bCs/>
+              </w:rPr>
+              <w:t xml:space="preserve"> </w:t>
+            </w:r>
+            <w:proofErr w:type="spellStart"/>
+            <w:r>
+              <w:rPr>
+                <w:rFonts w:ascii="Times New Roman" w:hAnsi="Times New Roman" w:cs="Times New Roman"/>
+                <w:b/>
+                <w:bCs/>
+              </w:rPr>
+              <w:t>doanh</w:t>
+            </w:r>
+            <w:proofErr w:type="spellEnd"/>
           </w:p>
         </w:tc>
       </w:tr>
@@ -3544,14 +4369,34 @@
                 <w:bCs/>
               </w:rPr>
             </w:pPr>
+            <w:proofErr w:type="spellStart"/>
             <w:r>
               <w:rPr>
                 <w:rFonts w:ascii="Times New Roman" w:hAnsi="Times New Roman" w:cs="Times New Roman"/>
                 <w:b/>
                 <w:bCs/>
               </w:rPr>
-              <w:t>Nghiệp vụ</w:t>
-            </w:r>
+              <w:t>Nghiệp</w:t>
+            </w:r>
+            <w:proofErr w:type="spellEnd"/>
+            <w:r>
+              <w:rPr>
+                <w:rFonts w:ascii="Times New Roman" w:hAnsi="Times New Roman" w:cs="Times New Roman"/>
+                <w:b/>
+                <w:bCs/>
+              </w:rPr>
+              <w:t xml:space="preserve"> </w:t>
+            </w:r>
+            <w:proofErr w:type="spellStart"/>
+            <w:r>
+              <w:rPr>
+                <w:rFonts w:ascii="Times New Roman" w:hAnsi="Times New Roman" w:cs="Times New Roman"/>
+                <w:b/>
+                <w:bCs/>
+              </w:rPr>
+              <w:t>vụ</w:t>
+            </w:r>
+            <w:proofErr w:type="spellEnd"/>
           </w:p>
         </w:tc>
         <w:tc>
@@ -3570,14 +4415,70 @@
                 <w:bCs/>
               </w:rPr>
             </w:pPr>
+            <w:proofErr w:type="spellStart"/>
             <w:r>
               <w:rPr>
                 <w:rFonts w:ascii="Times New Roman" w:hAnsi="Times New Roman" w:cs="Times New Roman"/>
                 <w:b/>
                 <w:bCs/>
               </w:rPr>
-              <w:t>Mô tả tóm tắt</w:t>
-            </w:r>
+              <w:t>Mô</w:t>
+            </w:r>
+            <w:proofErr w:type="spellEnd"/>
+            <w:r>
+              <w:rPr>
+                <w:rFonts w:ascii="Times New Roman" w:hAnsi="Times New Roman" w:cs="Times New Roman"/>
+                <w:b/>
+                <w:bCs/>
+              </w:rPr>
+              <w:t xml:space="preserve"> </w:t>
+            </w:r>
+            <w:proofErr w:type="spellStart"/>
+            <w:r>
+              <w:rPr>
+                <w:rFonts w:ascii="Times New Roman" w:hAnsi="Times New Roman" w:cs="Times New Roman"/>
+                <w:b/>
+                <w:bCs/>
+              </w:rPr>
+              <w:t>tả</w:t>
+            </w:r>
+            <w:proofErr w:type="spellEnd"/>
+            <w:r>
+              <w:rPr>
+                <w:rFonts w:ascii="Times New Roman" w:hAnsi="Times New Roman" w:cs="Times New Roman"/>
+                <w:b/>
+                <w:bCs/>
+              </w:rPr>
+              <w:t xml:space="preserve"> </w:t>
+            </w:r>
+            <w:proofErr w:type="spellStart"/>
+            <w:r>
+              <w:rPr>
+                <w:rFonts w:ascii="Times New Roman" w:hAnsi="Times New Roman" w:cs="Times New Roman"/>
+                <w:b/>
+                <w:bCs/>
+              </w:rPr>
+              <w:t>tóm</w:t>
+            </w:r>
+            <w:proofErr w:type="spellEnd"/>
+            <w:r>
+              <w:rPr>
+                <w:rFonts w:ascii="Times New Roman" w:hAnsi="Times New Roman" w:cs="Times New Roman"/>
+                <w:b/>
+                <w:bCs/>
+              </w:rPr>
+              <w:t xml:space="preserve"> </w:t>
+            </w:r>
+            <w:proofErr w:type="spellStart"/>
+            <w:r>
+              <w:rPr>
+                <w:rFonts w:ascii="Times New Roman" w:hAnsi="Times New Roman" w:cs="Times New Roman"/>
+                <w:b/>
+                <w:bCs/>
+              </w:rPr>
+              <w:t>tắt</w:t>
+            </w:r>
+            <w:proofErr w:type="spellEnd"/>
           </w:p>
         </w:tc>
         <w:tc>
@@ -3596,14 +4497,34 @@
                 <w:bCs/>
               </w:rPr>
             </w:pPr>
+            <w:proofErr w:type="spellStart"/>
             <w:r>
               <w:rPr>
                 <w:rFonts w:ascii="Times New Roman" w:hAnsi="Times New Roman" w:cs="Times New Roman"/>
                 <w:b/>
                 <w:bCs/>
               </w:rPr>
-              <w:t>Biểu mẫu</w:t>
-            </w:r>
+              <w:t>Biểu</w:t>
+            </w:r>
+            <w:proofErr w:type="spellEnd"/>
+            <w:r>
+              <w:rPr>
+                <w:rFonts w:ascii="Times New Roman" w:hAnsi="Times New Roman" w:cs="Times New Roman"/>
+                <w:b/>
+                <w:bCs/>
+              </w:rPr>
+              <w:t xml:space="preserve"> </w:t>
+            </w:r>
+            <w:proofErr w:type="spellStart"/>
+            <w:r>
+              <w:rPr>
+                <w:rFonts w:ascii="Times New Roman" w:hAnsi="Times New Roman" w:cs="Times New Roman"/>
+                <w:b/>
+                <w:bCs/>
+              </w:rPr>
+              <w:t>mẫu</w:t>
+            </w:r>
+            <w:proofErr w:type="spellEnd"/>
           </w:p>
         </w:tc>
         <w:tc>
@@ -3628,8 +4549,18 @@
                 <w:b/>
                 <w:bCs/>
               </w:rPr>
-              <w:t>Quy định</w:t>
-            </w:r>
+              <w:t xml:space="preserve">Quy </w:t>
+            </w:r>
+            <w:proofErr w:type="spellStart"/>
+            <w:r>
+              <w:rPr>
+                <w:rFonts w:ascii="Times New Roman" w:hAnsi="Times New Roman" w:cs="Times New Roman"/>
+                <w:b/>
+                <w:bCs/>
+              </w:rPr>
+              <w:t>định</w:t>
+            </w:r>
+            <w:proofErr w:type="spellEnd"/>
           </w:p>
         </w:tc>
         <w:tc>
@@ -3648,14 +4579,34 @@
                 <w:bCs/>
               </w:rPr>
             </w:pPr>
+            <w:proofErr w:type="spellStart"/>
             <w:r>
               <w:rPr>
                 <w:rFonts w:ascii="Times New Roman" w:hAnsi="Times New Roman" w:cs="Times New Roman"/>
                 <w:b/>
                 <w:bCs/>
               </w:rPr>
-              <w:t>Ghi chú</w:t>
-            </w:r>
+              <w:t>Ghi</w:t>
+            </w:r>
+            <w:proofErr w:type="spellEnd"/>
+            <w:r>
+              <w:rPr>
+                <w:rFonts w:ascii="Times New Roman" w:hAnsi="Times New Roman" w:cs="Times New Roman"/>
+                <w:b/>
+                <w:bCs/>
+              </w:rPr>
+              <w:t xml:space="preserve"> </w:t>
+            </w:r>
+            <w:proofErr w:type="spellStart"/>
+            <w:r>
+              <w:rPr>
+                <w:rFonts w:ascii="Times New Roman" w:hAnsi="Times New Roman" w:cs="Times New Roman"/>
+                <w:b/>
+                <w:bCs/>
+              </w:rPr>
+              <w:t>chú</w:t>
+            </w:r>
+            <w:proofErr w:type="spellEnd"/>
           </w:p>
         </w:tc>
       </w:tr>
@@ -4188,8 +5139,90 @@
                 <w:b/>
                 <w:bCs/>
               </w:rPr>
-              <w:t>Danh sách yêu cầu nghiệp vụ</w:t>
-            </w:r>
+              <w:t xml:space="preserve">Danh </w:t>
+            </w:r>
+            <w:proofErr w:type="spellStart"/>
+            <w:r>
+              <w:rPr>
+                <w:rFonts w:ascii="Times New Roman" w:hAnsi="Times New Roman" w:cs="Times New Roman"/>
+                <w:b/>
+                <w:bCs/>
+              </w:rPr>
+              <w:t>sách</w:t>
+            </w:r>
+            <w:proofErr w:type="spellEnd"/>
+            <w:r>
+              <w:rPr>
+                <w:rFonts w:ascii="Times New Roman" w:hAnsi="Times New Roman" w:cs="Times New Roman"/>
+                <w:b/>
+                <w:bCs/>
+              </w:rPr>
+              <w:t xml:space="preserve"> </w:t>
+            </w:r>
+            <w:proofErr w:type="spellStart"/>
+            <w:r>
+              <w:rPr>
+                <w:rFonts w:ascii="Times New Roman" w:hAnsi="Times New Roman" w:cs="Times New Roman"/>
+                <w:b/>
+                <w:bCs/>
+              </w:rPr>
+              <w:t>yêu</w:t>
+            </w:r>
+            <w:proofErr w:type="spellEnd"/>
+            <w:r>
+              <w:rPr>
+                <w:rFonts w:ascii="Times New Roman" w:hAnsi="Times New Roman" w:cs="Times New Roman"/>
+                <w:b/>
+                <w:bCs/>
+              </w:rPr>
+              <w:t xml:space="preserve"> </w:t>
+            </w:r>
+            <w:proofErr w:type="spellStart"/>
+            <w:r>
+              <w:rPr>
+                <w:rFonts w:ascii="Times New Roman" w:hAnsi="Times New Roman" w:cs="Times New Roman"/>
+                <w:b/>
+                <w:bCs/>
+              </w:rPr>
+              <w:t>cầu</w:t>
+            </w:r>
+            <w:proofErr w:type="spellEnd"/>
+            <w:r>
+              <w:rPr>
+                <w:rFonts w:ascii="Times New Roman" w:hAnsi="Times New Roman" w:cs="Times New Roman"/>
+                <w:b/>
+                <w:bCs/>
+              </w:rPr>
+              <w:t xml:space="preserve"> </w:t>
+            </w:r>
+            <w:proofErr w:type="spellStart"/>
+            <w:r>
+              <w:rPr>
+                <w:rFonts w:ascii="Times New Roman" w:hAnsi="Times New Roman" w:cs="Times New Roman"/>
+                <w:b/>
+                <w:bCs/>
+              </w:rPr>
+              <w:t>nghiệp</w:t>
+            </w:r>
+            <w:proofErr w:type="spellEnd"/>
+            <w:r>
+              <w:rPr>
+                <w:rFonts w:ascii="Times New Roman" w:hAnsi="Times New Roman" w:cs="Times New Roman"/>
+                <w:b/>
+                <w:bCs/>
+              </w:rPr>
+              <w:t xml:space="preserve"> </w:t>
+            </w:r>
+            <w:proofErr w:type="spellStart"/>
+            <w:r>
+              <w:rPr>
+                <w:rFonts w:ascii="Times New Roman" w:hAnsi="Times New Roman" w:cs="Times New Roman"/>
+                <w:b/>
+                <w:bCs/>
+              </w:rPr>
+              <w:t>vụ</w:t>
+            </w:r>
+            <w:proofErr w:type="spellEnd"/>
           </w:p>
           <w:p>
             <w:pPr>
@@ -4200,14 +5233,88 @@
                 <w:bCs/>
               </w:rPr>
             </w:pPr>
+            <w:proofErr w:type="spellStart"/>
             <w:r>
               <w:rPr>
                 <w:rFonts w:ascii="Times New Roman" w:hAnsi="Times New Roman" w:cs="Times New Roman"/>
                 <w:b/>
                 <w:bCs/>
               </w:rPr>
-              <w:t>Bộ phận: Phòng giao hàng</w:t>
-            </w:r>
+              <w:t>Bộ</w:t>
+            </w:r>
+            <w:proofErr w:type="spellEnd"/>
+            <w:r>
+              <w:rPr>
+                <w:rFonts w:ascii="Times New Roman" w:hAnsi="Times New Roman" w:cs="Times New Roman"/>
+                <w:b/>
+                <w:bCs/>
+              </w:rPr>
+              <w:t xml:space="preserve"> </w:t>
+            </w:r>
+            <w:proofErr w:type="spellStart"/>
+            <w:r>
+              <w:rPr>
+                <w:rFonts w:ascii="Times New Roman" w:hAnsi="Times New Roman" w:cs="Times New Roman"/>
+                <w:b/>
+                <w:bCs/>
+              </w:rPr>
+              <w:t>phận</w:t>
+            </w:r>
+            <w:proofErr w:type="spellEnd"/>
+            <w:r>
+              <w:rPr>
+                <w:rFonts w:ascii="Times New Roman" w:hAnsi="Times New Roman" w:cs="Times New Roman"/>
+                <w:b/>
+                <w:bCs/>
+              </w:rPr>
+              <w:t xml:space="preserve">: </w:t>
+            </w:r>
+            <w:proofErr w:type="spellStart"/>
+            <w:r>
+              <w:rPr>
+                <w:rFonts w:ascii="Times New Roman" w:hAnsi="Times New Roman" w:cs="Times New Roman"/>
+                <w:b/>
+                <w:bCs/>
+              </w:rPr>
+              <w:t>Phòng</w:t>
+            </w:r>
+            <w:proofErr w:type="spellEnd"/>
+            <w:r>
+              <w:rPr>
+                <w:rFonts w:ascii="Times New Roman" w:hAnsi="Times New Roman" w:cs="Times New Roman"/>
+                <w:b/>
+                <w:bCs/>
+              </w:rPr>
+              <w:t xml:space="preserve"> </w:t>
+            </w:r>
+            <w:proofErr w:type="spellStart"/>
+            <w:r>
+              <w:rPr>
+                <w:rFonts w:ascii="Times New Roman" w:hAnsi="Times New Roman" w:cs="Times New Roman"/>
+                <w:b/>
+                <w:bCs/>
+              </w:rPr>
+              <w:t>giao</w:t>
+            </w:r>
+            <w:proofErr w:type="spellEnd"/>
+            <w:r>
+              <w:rPr>
+                <w:rFonts w:ascii="Times New Roman" w:hAnsi="Times New Roman" w:cs="Times New Roman"/>
+                <w:b/>
+                <w:bCs/>
+              </w:rPr>
+              <w:t xml:space="preserve"> </w:t>
+            </w:r>
+            <w:proofErr w:type="spellStart"/>
+            <w:r>
+              <w:rPr>
+                <w:rFonts w:ascii="Times New Roman" w:hAnsi="Times New Roman" w:cs="Times New Roman"/>
+                <w:b/>
+                <w:bCs/>
+              </w:rPr>
+              <w:t>hàng</w:t>
+            </w:r>
+            <w:proofErr w:type="spellEnd"/>
           </w:p>
         </w:tc>
       </w:tr>
@@ -4257,14 +5364,34 @@
                 <w:bCs/>
               </w:rPr>
             </w:pPr>
+            <w:proofErr w:type="spellStart"/>
             <w:r>
               <w:rPr>
                 <w:rFonts w:ascii="Times New Roman" w:hAnsi="Times New Roman" w:cs="Times New Roman"/>
                 <w:b/>
                 <w:bCs/>
               </w:rPr>
-              <w:t>Nghiệp vụ</w:t>
-            </w:r>
+              <w:t>Nghiệp</w:t>
+            </w:r>
+            <w:proofErr w:type="spellEnd"/>
+            <w:r>
+              <w:rPr>
+                <w:rFonts w:ascii="Times New Roman" w:hAnsi="Times New Roman" w:cs="Times New Roman"/>
+                <w:b/>
+                <w:bCs/>
+              </w:rPr>
+              <w:t xml:space="preserve"> </w:t>
+            </w:r>
+            <w:proofErr w:type="spellStart"/>
+            <w:r>
+              <w:rPr>
+                <w:rFonts w:ascii="Times New Roman" w:hAnsi="Times New Roman" w:cs="Times New Roman"/>
+                <w:b/>
+                <w:bCs/>
+              </w:rPr>
+              <w:t>vụ</w:t>
+            </w:r>
+            <w:proofErr w:type="spellEnd"/>
           </w:p>
         </w:tc>
         <w:tc>
@@ -4283,14 +5410,70 @@
                 <w:bCs/>
               </w:rPr>
             </w:pPr>
+            <w:proofErr w:type="spellStart"/>
             <w:r>
               <w:rPr>
                 <w:rFonts w:ascii="Times New Roman" w:hAnsi="Times New Roman" w:cs="Times New Roman"/>
                 <w:b/>
                 <w:bCs/>
               </w:rPr>
-              <w:t>Mô tả tóm tắt</w:t>
-            </w:r>
+              <w:t>Mô</w:t>
+            </w:r>
+            <w:proofErr w:type="spellEnd"/>
+            <w:r>
+              <w:rPr>
+                <w:rFonts w:ascii="Times New Roman" w:hAnsi="Times New Roman" w:cs="Times New Roman"/>
+                <w:b/>
+                <w:bCs/>
+              </w:rPr>
+              <w:t xml:space="preserve"> </w:t>
+            </w:r>
+            <w:proofErr w:type="spellStart"/>
+            <w:r>
+              <w:rPr>
+                <w:rFonts w:ascii="Times New Roman" w:hAnsi="Times New Roman" w:cs="Times New Roman"/>
+                <w:b/>
+                <w:bCs/>
+              </w:rPr>
+              <w:t>tả</w:t>
+            </w:r>
+            <w:proofErr w:type="spellEnd"/>
+            <w:r>
+              <w:rPr>
+                <w:rFonts w:ascii="Times New Roman" w:hAnsi="Times New Roman" w:cs="Times New Roman"/>
+                <w:b/>
+                <w:bCs/>
+              </w:rPr>
+              <w:t xml:space="preserve"> </w:t>
+            </w:r>
+            <w:proofErr w:type="spellStart"/>
+            <w:r>
+              <w:rPr>
+                <w:rFonts w:ascii="Times New Roman" w:hAnsi="Times New Roman" w:cs="Times New Roman"/>
+                <w:b/>
+                <w:bCs/>
+              </w:rPr>
+              <w:t>tóm</w:t>
+            </w:r>
+            <w:proofErr w:type="spellEnd"/>
+            <w:r>
+              <w:rPr>
+                <w:rFonts w:ascii="Times New Roman" w:hAnsi="Times New Roman" w:cs="Times New Roman"/>
+                <w:b/>
+                <w:bCs/>
+              </w:rPr>
+              <w:t xml:space="preserve"> </w:t>
+            </w:r>
+            <w:proofErr w:type="spellStart"/>
+            <w:r>
+              <w:rPr>
+                <w:rFonts w:ascii="Times New Roman" w:hAnsi="Times New Roman" w:cs="Times New Roman"/>
+                <w:b/>
+                <w:bCs/>
+              </w:rPr>
+              <w:t>tắt</w:t>
+            </w:r>
+            <w:proofErr w:type="spellEnd"/>
           </w:p>
         </w:tc>
         <w:tc>
@@ -4309,14 +5492,34 @@
                 <w:bCs/>
               </w:rPr>
             </w:pPr>
+            <w:proofErr w:type="spellStart"/>
             <w:r>
               <w:rPr>
                 <w:rFonts w:ascii="Times New Roman" w:hAnsi="Times New Roman" w:cs="Times New Roman"/>
                 <w:b/>
                 <w:bCs/>
               </w:rPr>
-              <w:t>Biểu mẫu</w:t>
-            </w:r>
+              <w:t>Biểu</w:t>
+            </w:r>
+            <w:proofErr w:type="spellEnd"/>
+            <w:r>
+              <w:rPr>
+                <w:rFonts w:ascii="Times New Roman" w:hAnsi="Times New Roman" w:cs="Times New Roman"/>
+                <w:b/>
+                <w:bCs/>
+              </w:rPr>
+              <w:t xml:space="preserve"> </w:t>
+            </w:r>
+            <w:proofErr w:type="spellStart"/>
+            <w:r>
+              <w:rPr>
+                <w:rFonts w:ascii="Times New Roman" w:hAnsi="Times New Roman" w:cs="Times New Roman"/>
+                <w:b/>
+                <w:bCs/>
+              </w:rPr>
+              <w:t>mẫu</w:t>
+            </w:r>
+            <w:proofErr w:type="spellEnd"/>
           </w:p>
         </w:tc>
         <w:tc>
@@ -4341,8 +5544,18 @@
                 <w:b/>
                 <w:bCs/>
               </w:rPr>
-              <w:t>Quy định</w:t>
-            </w:r>
+              <w:t xml:space="preserve">Quy </w:t>
+            </w:r>
+            <w:proofErr w:type="spellStart"/>
+            <w:r>
+              <w:rPr>
+                <w:rFonts w:ascii="Times New Roman" w:hAnsi="Times New Roman" w:cs="Times New Roman"/>
+                <w:b/>
+                <w:bCs/>
+              </w:rPr>
+              <w:t>định</w:t>
+            </w:r>
+            <w:proofErr w:type="spellEnd"/>
           </w:p>
         </w:tc>
         <w:tc>
@@ -4361,14 +5574,34 @@
                 <w:bCs/>
               </w:rPr>
             </w:pPr>
+            <w:proofErr w:type="spellStart"/>
             <w:r>
               <w:rPr>
                 <w:rFonts w:ascii="Times New Roman" w:hAnsi="Times New Roman" w:cs="Times New Roman"/>
                 <w:b/>
                 <w:bCs/>
               </w:rPr>
-              <w:t>Ghi chú</w:t>
-            </w:r>
+              <w:t>Ghi</w:t>
+            </w:r>
+            <w:proofErr w:type="spellEnd"/>
+            <w:r>
+              <w:rPr>
+                <w:rFonts w:ascii="Times New Roman" w:hAnsi="Times New Roman" w:cs="Times New Roman"/>
+                <w:b/>
+                <w:bCs/>
+              </w:rPr>
+              <w:t xml:space="preserve"> </w:t>
+            </w:r>
+            <w:proofErr w:type="spellStart"/>
+            <w:r>
+              <w:rPr>
+                <w:rFonts w:ascii="Times New Roman" w:hAnsi="Times New Roman" w:cs="Times New Roman"/>
+                <w:b/>
+                <w:bCs/>
+              </w:rPr>
+              <w:t>chú</w:t>
+            </w:r>
+            <w:proofErr w:type="spellEnd"/>
           </w:p>
         </w:tc>
       </w:tr>
@@ -4668,6 +5901,7 @@
               <w:rPr>
                 <w:rFonts w:ascii="Times New Roman" w:hAnsi="Times New Roman" w:cs="Times New Roman"/>
               </w:rPr>
+              <w:lastRenderedPageBreak/>
               <w:t>….</w:t>
             </w:r>
           </w:p>
@@ -4755,18 +5989,81 @@
         <w:pStyle w:val="Heading3"/>
       </w:pPr>
       <w:bookmarkStart w:id="21" w:name="_Toc181082855"/>
+      <w:proofErr w:type="spellStart"/>
       <w:r>
-        <w:t>Sơ đồ mức tổng quát</w:t>
+        <w:t>Sơ</w:t>
+      </w:r>
+      <w:proofErr w:type="spellEnd"/>
+      <w:r>
+        <w:t xml:space="preserve"> </w:t>
+      </w:r>
+      <w:proofErr w:type="spellStart"/>
+      <w:r>
+        <w:t>đồ</w:t>
+      </w:r>
+      <w:proofErr w:type="spellEnd"/>
+      <w:r>
+        <w:t xml:space="preserve"> </w:t>
+      </w:r>
+      <w:proofErr w:type="spellStart"/>
+      <w:r>
+        <w:t>mức</w:t>
+      </w:r>
+      <w:proofErr w:type="spellEnd"/>
+      <w:r>
+        <w:t xml:space="preserve"> </w:t>
+      </w:r>
+      <w:proofErr w:type="spellStart"/>
+      <w:r>
+        <w:t>tổng</w:t>
+      </w:r>
+      <w:proofErr w:type="spellEnd"/>
+      <w:r>
+        <w:t xml:space="preserve"> </w:t>
+      </w:r>
+      <w:proofErr w:type="spellStart"/>
+      <w:r>
+        <w:t>quát</w:t>
       </w:r>
       <w:bookmarkEnd w:id="21"/>
+      <w:proofErr w:type="spellEnd"/>
     </w:p>
     <w:p>
       <w:pPr>
         <w:pStyle w:val="Heading3"/>
       </w:pPr>
       <w:bookmarkStart w:id="22" w:name="_Toc181082856"/>
+      <w:proofErr w:type="spellStart"/>
       <w:r>
-        <w:t>Sơ đồ chi tiết [Tên package]</w:t>
+        <w:t>Sơ</w:t>
+      </w:r>
+      <w:proofErr w:type="spellEnd"/>
+      <w:r>
+        <w:t xml:space="preserve"> </w:t>
+      </w:r>
+      <w:proofErr w:type="spellStart"/>
+      <w:r>
+        <w:t>đồ</w:t>
+      </w:r>
+      <w:proofErr w:type="spellEnd"/>
+      <w:r>
+        <w:t xml:space="preserve"> chi </w:t>
+      </w:r>
+      <w:proofErr w:type="spellStart"/>
+      <w:r>
+        <w:t>tiết</w:t>
+      </w:r>
+      <w:proofErr w:type="spellEnd"/>
+      <w:r>
+        <w:t xml:space="preserve"> [</w:t>
+      </w:r>
+      <w:proofErr w:type="spellStart"/>
+      <w:r>
+        <w:t>Tên</w:t>
+      </w:r>
+      <w:proofErr w:type="spellEnd"/>
+      <w:r>
+        <w:t xml:space="preserve"> package]</w:t>
       </w:r>
       <w:bookmarkEnd w:id="22"/>
     </w:p>
@@ -4776,8 +6073,37 @@
         <w:pStyle w:val="Heading3"/>
       </w:pPr>
       <w:bookmarkStart w:id="23" w:name="_Toc181082857"/>
+      <w:proofErr w:type="spellStart"/>
       <w:r>
-        <w:t>Sơ đồ chi tiết [Tên package]</w:t>
+        <w:t>Sơ</w:t>
+      </w:r>
+      <w:proofErr w:type="spellEnd"/>
+      <w:r>
+        <w:t xml:space="preserve"> </w:t>
+      </w:r>
+      <w:proofErr w:type="spellStart"/>
+      <w:r>
+        <w:t>đồ</w:t>
+      </w:r>
+      <w:proofErr w:type="spellEnd"/>
+      <w:r>
+        <w:t xml:space="preserve"> chi </w:t>
+      </w:r>
+      <w:proofErr w:type="spellStart"/>
+      <w:r>
+        <w:t>tiết</w:t>
+      </w:r>
+      <w:proofErr w:type="spellEnd"/>
+      <w:r>
+        <w:t xml:space="preserve"> [</w:t>
+      </w:r>
+      <w:proofErr w:type="spellStart"/>
+      <w:r>
+        <w:t>Tên</w:t>
+      </w:r>
+      <w:proofErr w:type="spellEnd"/>
+      <w:r>
+        <w:t xml:space="preserve"> package]</w:t>
       </w:r>
       <w:bookmarkEnd w:id="23"/>
     </w:p>
@@ -4800,6 +6126,7 @@
       </w:pPr>
       <w:bookmarkStart w:id="24" w:name="_Toc181082858"/>
       <w:r>
+        <w:lastRenderedPageBreak/>
         <w:t>SCRUM PLANNING</w:t>
       </w:r>
       <w:bookmarkEnd w:id="24"/>
@@ -4843,6 +6170,7 @@
       </w:pPr>
       <w:bookmarkStart w:id="28" w:name="_Toc181082862"/>
       <w:r>
+        <w:lastRenderedPageBreak/>
         <w:t>TIẾN TRÌNH THỰC HIỆN</w:t>
       </w:r>
       <w:bookmarkEnd w:id="28"/>
@@ -4958,7 +6286,7 @@
 </file>
 
 <file path=word/numbering.xml><?xml version="1.0" encoding="utf-8"?>
-<w:numbering xmlns:wpc="http://schemas.microsoft.com/office/word/2010/wordprocessingCanvas" xmlns:cx="http://schemas.microsoft.com/office/drawing/2014/chartex" xmlns:cx1="http://schemas.microsoft.com/office/drawing/2015/9/8/chartex" xmlns:cx2="http://schemas.microsoft.com/office/drawing/2015/10/21/chartex" xmlns:cx3="http://schemas.microsoft.com/office/drawing/2016/5/9/chartex" xmlns:cx4="http://schemas.microsoft.com/office/drawing/2016/5/10/chartex" xmlns:cx5="http://schemas.microsoft.com/office/drawing/2016/5/11/chartex" xmlns:cx6="http://schemas.microsoft.com/office/drawing/2016/5/12/chartex" xmlns:cx7="http://schemas.microsoft.com/office/drawing/2016/5/13/chartex" xmlns:cx8="http://schemas.microsoft.com/office/drawing/2016/5/14/chartex" xmlns:mc="http://schemas.openxmlformats.org/markup-compatibility/2006" xmlns:aink="http://schemas.microsoft.com/office/drawing/2016/ink" xmlns:am3d="http://schemas.microsoft.com/office/drawing/2017/model3d" xmlns:o="urn:schemas-microsoft-com:office:office" xmlns:r="http://schemas.openxmlformats.org/officeDocument/2006/relationships" xmlns:m="http://schemas.openxmlformats.org/officeDocument/2006/math" xmlns:v="urn:schemas-microsoft-com:vml" xmlns:wp14="http://schemas.microsoft.com/office/word/2010/wordprocessingDrawing" xmlns:wp="http://schemas.openxmlformats.org/drawingml/2006/wordprocessingDrawing" xmlns:w10="urn:schemas-microsoft-com:office:word" xmlns:w="http://schemas.openxmlformats.org/wordprocessingml/2006/main" xmlns:w14="http://schemas.microsoft.com/office/word/2010/wordml" xmlns:w15="http://schemas.microsoft.com/office/word/2012/wordml" xmlns:w16cex="http://schemas.microsoft.com/office/word/2018/wordml/cex" xmlns:w16cid="http://schemas.microsoft.com/office/word/2016/wordml/cid" xmlns:w16="http://schemas.microsoft.com/office/word/2018/wordml" xmlns:w16se="http://schemas.microsoft.com/office/word/2015/wordml/symex" xmlns:wpg="http://schemas.microsoft.com/office/word/2010/wordprocessingGroup" xmlns:wpi="http://schemas.microsoft.com/office/word/2010/wordprocessingInk" xmlns:wne="http://schemas.microsoft.com/office/word/2006/wordml" xmlns:wps="http://schemas.microsoft.com/office/word/2010/wordprocessingShape" mc:Ignorable="w14 w15 w16se w16cid w16 w16cex wp14">
+<w:numbering xmlns:wpc="http://schemas.microsoft.com/office/word/2010/wordprocessingCanvas" xmlns:cx="http://schemas.microsoft.com/office/drawing/2014/chartex" xmlns:cx1="http://schemas.microsoft.com/office/drawing/2015/9/8/chartex" xmlns:cx2="http://schemas.microsoft.com/office/drawing/2015/10/21/chartex" xmlns:cx3="http://schemas.microsoft.com/office/drawing/2016/5/9/chartex" xmlns:cx4="http://schemas.microsoft.com/office/drawing/2016/5/10/chartex" xmlns:cx5="http://schemas.microsoft.com/office/drawing/2016/5/11/chartex" xmlns:cx6="http://schemas.microsoft.com/office/drawing/2016/5/12/chartex" xmlns:cx7="http://schemas.microsoft.com/office/drawing/2016/5/13/chartex" xmlns:cx8="http://schemas.microsoft.com/office/drawing/2016/5/14/chartex" xmlns:mc="http://schemas.openxmlformats.org/markup-compatibility/2006" xmlns:aink="http://schemas.microsoft.com/office/drawing/2016/ink" xmlns:am3d="http://schemas.microsoft.com/office/drawing/2017/model3d" xmlns:o="urn:schemas-microsoft-com:office:office" xmlns:oel="http://schemas.microsoft.com/office/2019/extlst" xmlns:r="http://schemas.openxmlformats.org/officeDocument/2006/relationships" xmlns:m="http://schemas.openxmlformats.org/officeDocument/2006/math" xmlns:v="urn:schemas-microsoft-com:vml" xmlns:wp14="http://schemas.microsoft.com/office/word/2010/wordprocessingDrawing" xmlns:wp="http://schemas.openxmlformats.org/drawingml/2006/wordprocessingDrawing" xmlns:w10="urn:schemas-microsoft-com:office:word" xmlns:w="http://schemas.openxmlformats.org/wordprocessingml/2006/main" xmlns:w14="http://schemas.microsoft.com/office/word/2010/wordml" xmlns:w15="http://schemas.microsoft.com/office/word/2012/wordml" xmlns:w16cex="http://schemas.microsoft.com/office/word/2018/wordml/cex" xmlns:w16cid="http://schemas.microsoft.com/office/word/2016/wordml/cid" xmlns:w16="http://schemas.microsoft.com/office/word/2018/wordml" xmlns:w16du="http://schemas.microsoft.com/office/word/2023/wordml/word16du" xmlns:w16sdtdh="http://schemas.microsoft.com/office/word/2020/wordml/sdtdatahash" xmlns:w16sdtfl="http://schemas.microsoft.com/office/word/2024/wordml/sdtformatlock" xmlns:w16se="http://schemas.microsoft.com/office/word/2015/wordml/symex" xmlns:wpg="http://schemas.microsoft.com/office/word/2010/wordprocessingGroup" xmlns:wpi="http://schemas.microsoft.com/office/word/2010/wordprocessingInk" xmlns:wne="http://schemas.microsoft.com/office/word/2006/wordml" xmlns:wps="http://schemas.microsoft.com/office/word/2010/wordprocessingShape" mc:Ignorable="w14 w15 w16se w16cid w16 w16cex w16sdtdh w16sdtfl w16du wp14">
   <w:abstractNum w:abstractNumId="0" w15:restartNumberingAfterBreak="0">
     <w:nsid w:val="03DF3BBB"/>
     <w:multiLevelType w:val="multilevel"/>
@@ -8144,64 +9472,64 @@
       </w:pPr>
     </w:lvl>
   </w:abstractNum>
-  <w:num w:numId="1">
+  <w:num w:numId="1" w16cid:durableId="1635524317">
     <w:abstractNumId w:val="9"/>
   </w:num>
-  <w:num w:numId="2">
+  <w:num w:numId="2" w16cid:durableId="2110656981">
     <w:abstractNumId w:val="2"/>
   </w:num>
-  <w:num w:numId="3">
+  <w:num w:numId="3" w16cid:durableId="1082802906">
     <w:abstractNumId w:val="22"/>
   </w:num>
-  <w:num w:numId="4">
+  <w:num w:numId="4" w16cid:durableId="1875846403">
     <w:abstractNumId w:val="23"/>
   </w:num>
-  <w:num w:numId="5">
+  <w:num w:numId="5" w16cid:durableId="1993632106">
     <w:abstractNumId w:val="11"/>
   </w:num>
-  <w:num w:numId="6">
+  <w:num w:numId="6" w16cid:durableId="985738888">
     <w:abstractNumId w:val="27"/>
   </w:num>
-  <w:num w:numId="7">
+  <w:num w:numId="7" w16cid:durableId="317730828">
     <w:abstractNumId w:val="14"/>
   </w:num>
-  <w:num w:numId="8">
+  <w:num w:numId="8" w16cid:durableId="1488788380">
     <w:abstractNumId w:val="32"/>
   </w:num>
-  <w:num w:numId="9">
+  <w:num w:numId="9" w16cid:durableId="138428958">
     <w:abstractNumId w:val="5"/>
   </w:num>
-  <w:num w:numId="10">
+  <w:num w:numId="10" w16cid:durableId="1008020263">
     <w:abstractNumId w:val="30"/>
   </w:num>
-  <w:num w:numId="11">
+  <w:num w:numId="11" w16cid:durableId="1818255007">
     <w:abstractNumId w:val="24"/>
   </w:num>
-  <w:num w:numId="12">
+  <w:num w:numId="12" w16cid:durableId="1117990425">
     <w:abstractNumId w:val="0"/>
   </w:num>
-  <w:num w:numId="13">
+  <w:num w:numId="13" w16cid:durableId="1659575610">
     <w:abstractNumId w:val="6"/>
   </w:num>
-  <w:num w:numId="14">
+  <w:num w:numId="14" w16cid:durableId="1952399092">
     <w:abstractNumId w:val="4"/>
   </w:num>
-  <w:num w:numId="15">
+  <w:num w:numId="15" w16cid:durableId="2099792169">
     <w:abstractNumId w:val="25"/>
   </w:num>
-  <w:num w:numId="16">
+  <w:num w:numId="16" w16cid:durableId="1326012458">
     <w:abstractNumId w:val="15"/>
   </w:num>
-  <w:num w:numId="17">
+  <w:num w:numId="17" w16cid:durableId="993028092">
     <w:abstractNumId w:val="7"/>
   </w:num>
-  <w:num w:numId="18">
+  <w:num w:numId="18" w16cid:durableId="1875461144">
     <w:abstractNumId w:val="1"/>
   </w:num>
-  <w:num w:numId="19">
+  <w:num w:numId="19" w16cid:durableId="1135755733">
     <w:abstractNumId w:val="2"/>
   </w:num>
-  <w:num w:numId="20">
+  <w:num w:numId="20" w16cid:durableId="196312587">
     <w:abstractNumId w:val="2"/>
     <w:lvlOverride w:ilvl="0">
       <w:startOverride w:val="1"/>
@@ -8231,56 +9559,56 @@
       <w:startOverride w:val="1"/>
     </w:lvlOverride>
   </w:num>
-  <w:num w:numId="21">
+  <w:num w:numId="21" w16cid:durableId="259025796">
     <w:abstractNumId w:val="17"/>
   </w:num>
-  <w:num w:numId="22">
+  <w:num w:numId="22" w16cid:durableId="1032194140">
     <w:abstractNumId w:val="13"/>
   </w:num>
-  <w:num w:numId="23">
+  <w:num w:numId="23" w16cid:durableId="1750612379">
     <w:abstractNumId w:val="16"/>
   </w:num>
-  <w:num w:numId="24">
+  <w:num w:numId="24" w16cid:durableId="1898738465">
     <w:abstractNumId w:val="18"/>
   </w:num>
-  <w:num w:numId="25">
+  <w:num w:numId="25" w16cid:durableId="1391422902">
     <w:abstractNumId w:val="10"/>
   </w:num>
-  <w:num w:numId="26">
+  <w:num w:numId="26" w16cid:durableId="609626787">
     <w:abstractNumId w:val="12"/>
   </w:num>
-  <w:num w:numId="27">
+  <w:num w:numId="27" w16cid:durableId="585460188">
     <w:abstractNumId w:val="29"/>
   </w:num>
-  <w:num w:numId="28">
+  <w:num w:numId="28" w16cid:durableId="1262376827">
     <w:abstractNumId w:val="8"/>
   </w:num>
-  <w:num w:numId="29">
+  <w:num w:numId="29" w16cid:durableId="805513531">
     <w:abstractNumId w:val="21"/>
   </w:num>
-  <w:num w:numId="30">
+  <w:num w:numId="30" w16cid:durableId="2102333154">
     <w:abstractNumId w:val="31"/>
   </w:num>
-  <w:num w:numId="31">
+  <w:num w:numId="31" w16cid:durableId="918364487">
     <w:abstractNumId w:val="3"/>
   </w:num>
-  <w:num w:numId="32">
+  <w:num w:numId="32" w16cid:durableId="2016763368">
     <w:abstractNumId w:val="28"/>
   </w:num>
-  <w:num w:numId="33">
+  <w:num w:numId="33" w16cid:durableId="616986437">
     <w:abstractNumId w:val="19"/>
   </w:num>
-  <w:num w:numId="34">
+  <w:num w:numId="34" w16cid:durableId="92171740">
     <w:abstractNumId w:val="26"/>
   </w:num>
-  <w:num w:numId="35">
+  <w:num w:numId="35" w16cid:durableId="2000037215">
     <w:abstractNumId w:val="20"/>
   </w:num>
 </w:numbering>
 </file>
 
 <file path=word/styles.xml><?xml version="1.0" encoding="utf-8"?>
-<w:styles xmlns:mc="http://schemas.openxmlformats.org/markup-compatibility/2006" xmlns:r="http://schemas.openxmlformats.org/officeDocument/2006/relationships" xmlns:w="http://schemas.openxmlformats.org/wordprocessingml/2006/main" xmlns:w14="http://schemas.microsoft.com/office/word/2010/wordml" xmlns:w15="http://schemas.microsoft.com/office/word/2012/wordml" xmlns:w16cex="http://schemas.microsoft.com/office/word/2018/wordml/cex" xmlns:w16cid="http://schemas.microsoft.com/office/word/2016/wordml/cid" xmlns:w16="http://schemas.microsoft.com/office/word/2018/wordml" xmlns:w16se="http://schemas.microsoft.com/office/word/2015/wordml/symex" mc:Ignorable="w14 w15 w16se w16cid w16 w16cex">
+<w:styles xmlns:mc="http://schemas.openxmlformats.org/markup-compatibility/2006" xmlns:r="http://schemas.openxmlformats.org/officeDocument/2006/relationships" xmlns:w="http://schemas.openxmlformats.org/wordprocessingml/2006/main" xmlns:w14="http://schemas.microsoft.com/office/word/2010/wordml" xmlns:w15="http://schemas.microsoft.com/office/word/2012/wordml" xmlns:w16cex="http://schemas.microsoft.com/office/word/2018/wordml/cex" xmlns:w16cid="http://schemas.microsoft.com/office/word/2016/wordml/cid" xmlns:w16="http://schemas.microsoft.com/office/word/2018/wordml" xmlns:w16du="http://schemas.microsoft.com/office/word/2023/wordml/word16du" xmlns:w16sdtdh="http://schemas.microsoft.com/office/word/2020/wordml/sdtdatahash" xmlns:w16sdtfl="http://schemas.microsoft.com/office/word/2024/wordml/sdtformatlock" xmlns:w16se="http://schemas.microsoft.com/office/word/2015/wordml/symex" mc:Ignorable="w14 w15 w16se w16cid w16 w16cex w16sdtdh w16sdtfl w16du">
   <w:docDefaults>
     <w:rPrDefault>
       <w:rPr>
